--- a/事業計画/クルージング事業/契約書/F&B業務委託契約書_20261027_WineBank修正_送付版.docx
+++ b/事業計画/クルージング事業/契約書/F&B業務委託契約書_20261027_WineBank修正_送付版.docx
@@ -1752,7 +1752,7 @@
             <w:szCs w:val="18"/>
             <w:lang w:eastAsia="ja-JP"/>
           </w:rPr>
-          <w:t xml:space="preserve">⑵　乗船人数が１０名以上の場合、甲は、出張シェフ１名及びサービススタッフ２名が帯同するプラン、又はケータリングの搬入及びサービススタッフ１名以内が帯同するプランのいずれかを選択する。</w:t>
+          <w:t xml:space="preserve">⑵　乗船人数が１０名以上の場合、甲は、出張シェフ１名及びサービススタッフ１名が帯同するプラン、又はケータリングの搬入のみを行いサービススタッフ１名以内が帯同するプランのいずれかを選択する。</w:t>
         </w:r>
       </w:ins>
     </w:p>
@@ -1781,7 +1781,7 @@
             <w:szCs w:val="18"/>
             <w:lang w:eastAsia="ja-JP"/>
           </w:rPr>
-          <w:t xml:space="preserve">⑶　前二号によりサービススタッフが帯同する場合、当該運航に係る乙の甲に対する税抜売上（第４条に基づき乙が甲に請求する金額をいう。）は、帯同するサービススタッフ１名につき１２万５千円（２名の場合は２５万円）を下限とし、これに満たない場合、乙はその差額を最低料金として甲に請求することができる。</w:t>
+          <w:t xml:space="preserve">⑶　前二号により出張シェフ又はサービススタッフ（以下「帯同者」という。）が帯同する場合、当該運航に係る乙の甲に対する税抜売上（第４条に基づき乙が甲に請求する金額をいう。）は、帯同者１名につき１２万５千円（２名の場合は２５万円）を下限とし、これに満たない場合、乙はその差額を最低料金として甲に請求することができる。</w:t>
         </w:r>
       </w:ins>
       <w:commentRangeEnd w:id="905"/>
@@ -3098,7 +3098,7 @@
             <w:szCs w:val="18"/>
             <w:lang w:eastAsia="ja-JP"/>
           </w:rPr>
-          <w:t xml:space="preserve">なお、甲乙丙が合意する予約システム上で行われる注文の確定は、個別発注書の交付とみなす。個別発注書の交付期限は、ライトプランについては乗船日の３日前、出張シェフが船内で調理を行うプランについては乗船日の７日前（希少食材を用いる場合その他乙が予め通知した場合は１４日前）とする。乙は、期限経過後の発注については、受託を拒否し、又はライトプランへの変更を提案することができる。</w:t>
+          <w:t xml:space="preserve">なお、甲乙丙が合意する予約システム上で行われる注文の確定は、個別発注書の交付とみなす。個別発注書の交付期限は、ライトプランについては乗船日の７日前、出張シェフが船内で調理を行うプランについては乗船日の１４日前とする。乙は、期限経過後の発注については、受託を拒否し、又はライトプランへの変更を提案することができる。</w:t>
         </w:r>
       </w:ins>
       <w:commentRangeEnd w:id="912"/>
@@ -8726,28 +8726,28 @@
   <w15:commentEx w15:paraId="4D03A75E" w15:done="0"/>
   <w15:commentEx w15:paraId="1588C45C" w15:done="0"/>
   <w15:commentEx w15:paraId="11CBE4B6" w15:done="0"/>
-  <w15:commentEx w15:paraId="25012B03" w15:done="0"/>
-  <w15:commentEx w15:paraId="0E7127F5" w15:done="0"/>
-  <w15:commentEx w15:paraId="303437F0" w15:done="0"/>
-  <w15:commentEx w15:paraId="3C9210CD" w15:done="0"/>
-  <w15:commentEx w15:paraId="59060BC5" w15:done="0"/>
-  <w15:commentEx w15:paraId="026BA82E" w15:done="0"/>
-  <w15:commentEx w15:paraId="628BB3B9" w15:paraIdParent="1872DB34" w15:done="0"/>
-  <w15:commentEx w15:paraId="0D42E70F" w15:done="0"/>
-  <w15:commentEx w15:paraId="119D0843" w15:done="0"/>
-  <w15:commentEx w15:paraId="74B7F2C5" w15:done="0"/>
-  <w15:commentEx w15:paraId="763814BB" w15:done="0"/>
-  <w15:commentEx w15:paraId="537A8AB4" w15:done="0"/>
-  <w15:commentEx w15:paraId="7EEE70B2" w15:paraIdParent="2BB02223" w15:done="0"/>
-  <w15:commentEx w15:paraId="126195A6" w15:done="0"/>
-  <w15:commentEx w15:paraId="1C11B34A" w15:paraIdParent="73231327" w15:done="0"/>
-  <w15:commentEx w15:paraId="17B70CE4" w15:paraIdParent="09146848" w15:done="0"/>
-  <w15:commentEx w15:paraId="3B1A9C51" w15:done="0"/>
-  <w15:commentEx w15:paraId="3A7980A7" w15:done="0"/>
-  <w15:commentEx w15:paraId="5107B1BC" w15:paraIdParent="1588C45C" w15:done="0"/>
-  <w15:commentEx w15:paraId="701BB2CD" w15:done="0"/>
-  <w15:commentEx w15:paraId="69AE7D7A" w15:done="0"/>
-  <w15:commentEx w15:paraId="73B399DD" w15:paraIdParent="65AA2FE7" w15:done="0"/>
+  <w15:commentEx w15:paraId="1278BD67" w15:done="0"/>
+  <w15:commentEx w15:paraId="74EB8C69" w15:done="0"/>
+  <w15:commentEx w15:paraId="6DBBB9B5" w15:done="0"/>
+  <w15:commentEx w15:paraId="08F8076B" w15:done="0"/>
+  <w15:commentEx w15:paraId="6E47F2F4" w15:done="0"/>
+  <w15:commentEx w15:paraId="7DFAED62" w15:done="0"/>
+  <w15:commentEx w15:paraId="0E81E2F3" w15:paraIdParent="1872DB34" w15:done="0"/>
+  <w15:commentEx w15:paraId="3129183A" w15:done="0"/>
+  <w15:commentEx w15:paraId="60C0922B" w15:done="0"/>
+  <w15:commentEx w15:paraId="3E003484" w15:done="0"/>
+  <w15:commentEx w15:paraId="39F26447" w15:done="0"/>
+  <w15:commentEx w15:paraId="300CB48A" w15:done="0"/>
+  <w15:commentEx w15:paraId="4D9729FA" w15:paraIdParent="2BB02223" w15:done="0"/>
+  <w15:commentEx w15:paraId="1AA959B7" w15:done="0"/>
+  <w15:commentEx w15:paraId="6DB664CA" w15:paraIdParent="73231327" w15:done="0"/>
+  <w15:commentEx w15:paraId="2514346C" w15:paraIdParent="09146848" w15:done="0"/>
+  <w15:commentEx w15:paraId="31995578" w15:done="0"/>
+  <w15:commentEx w15:paraId="2460CC9B" w15:done="0"/>
+  <w15:commentEx w15:paraId="1BBC1B33" w15:paraIdParent="1588C45C" w15:done="0"/>
+  <w15:commentEx w15:paraId="6E29B6C0" w15:done="0"/>
+  <w15:commentEx w15:paraId="69359946" w15:done="0"/>
+  <w15:commentEx w15:paraId="76F7860C" w15:paraIdParent="65AA2FE7" w15:done="0"/>
 </w15:commentsEx>
 </file>
 
@@ -8765,28 +8765,28 @@
   <w16cex:commentExtensible w16cex:durableId="1EB0CB18" w16cex:dateUtc="2026-09-21T03:40:00Z"/>
   <w16cex:commentExtensible w16cex:durableId="6C260E50" w16cex:dateUtc="2026-09-22T08:21:00Z"/>
   <w16cex:commentExtensible w16cex:durableId="2A59E6D2" w16cex:dateUtc="2026-09-22T08:21:00Z"/>
-  <w16cex:commentExtensible w16cex:durableId="2B32558A" w16cex:dateUtc="2026-10-27T04:34:02Z"/>
-  <w16cex:commentExtensible w16cex:durableId="65B13166" w16cex:dateUtc="2026-10-27T04:34:02Z"/>
-  <w16cex:commentExtensible w16cex:durableId="55D63BFE" w16cex:dateUtc="2026-10-27T04:34:02Z"/>
-  <w16cex:commentExtensible w16cex:durableId="344041D6" w16cex:dateUtc="2026-10-27T04:34:02Z"/>
-  <w16cex:commentExtensible w16cex:durableId="75010706" w16cex:dateUtc="2026-10-27T04:34:02Z"/>
-  <w16cex:commentExtensible w16cex:durableId="7A6F8575" w16cex:dateUtc="2026-10-27T04:34:02Z"/>
-  <w16cex:commentExtensible w16cex:durableId="4FC008E4" w16cex:dateUtc="2026-10-27T04:34:02Z"/>
-  <w16cex:commentExtensible w16cex:durableId="0901E26F" w16cex:dateUtc="2026-10-27T04:34:02Z"/>
-  <w16cex:commentExtensible w16cex:durableId="51B70400" w16cex:dateUtc="2026-10-27T04:34:02Z"/>
-  <w16cex:commentExtensible w16cex:durableId="6269023F" w16cex:dateUtc="2026-10-27T04:34:03Z"/>
-  <w16cex:commentExtensible w16cex:durableId="14219B78" w16cex:dateUtc="2026-10-27T04:34:03Z"/>
-  <w16cex:commentExtensible w16cex:durableId="76EDCBD5" w16cex:dateUtc="2026-10-27T04:34:03Z"/>
-  <w16cex:commentExtensible w16cex:durableId="2616B3DD" w16cex:dateUtc="2026-10-27T04:34:03Z"/>
-  <w16cex:commentExtensible w16cex:durableId="31657529" w16cex:dateUtc="2026-10-27T04:34:03Z"/>
-  <w16cex:commentExtensible w16cex:durableId="62C676F7" w16cex:dateUtc="2026-10-27T04:34:03Z"/>
-  <w16cex:commentExtensible w16cex:durableId="35CFD4E6" w16cex:dateUtc="2026-10-27T04:34:03Z"/>
-  <w16cex:commentExtensible w16cex:durableId="0AEB2B74" w16cex:dateUtc="2026-10-27T04:34:03Z"/>
-  <w16cex:commentExtensible w16cex:durableId="45CB5394" w16cex:dateUtc="2026-10-27T04:34:03Z"/>
-  <w16cex:commentExtensible w16cex:durableId="0E0FBA01" w16cex:dateUtc="2026-10-27T04:34:03Z"/>
-  <w16cex:commentExtensible w16cex:durableId="4BCC3914" w16cex:dateUtc="2026-10-27T04:34:04Z"/>
-  <w16cex:commentExtensible w16cex:durableId="532A5BB1" w16cex:dateUtc="2026-10-27T04:34:04Z"/>
-  <w16cex:commentExtensible w16cex:durableId="383A4E57" w16cex:dateUtc="2026-10-27T04:34:04Z"/>
+  <w16cex:commentExtensible w16cex:durableId="76D90786" w16cex:dateUtc="2026-10-27T05:43:12Z"/>
+  <w16cex:commentExtensible w16cex:durableId="3F103EE1" w16cex:dateUtc="2026-10-27T05:43:12Z"/>
+  <w16cex:commentExtensible w16cex:durableId="2C16B478" w16cex:dateUtc="2026-10-27T05:43:12Z"/>
+  <w16cex:commentExtensible w16cex:durableId="73976DD2" w16cex:dateUtc="2026-10-27T05:43:12Z"/>
+  <w16cex:commentExtensible w16cex:durableId="5641083A" w16cex:dateUtc="2026-10-27T05:43:12Z"/>
+  <w16cex:commentExtensible w16cex:durableId="6F896FE6" w16cex:dateUtc="2026-10-27T05:43:12Z"/>
+  <w16cex:commentExtensible w16cex:durableId="330F088B" w16cex:dateUtc="2026-10-27T05:43:12Z"/>
+  <w16cex:commentExtensible w16cex:durableId="7EC13DAA" w16cex:dateUtc="2026-10-27T05:43:12Z"/>
+  <w16cex:commentExtensible w16cex:durableId="51A9691C" w16cex:dateUtc="2026-10-27T05:43:12Z"/>
+  <w16cex:commentExtensible w16cex:durableId="0EF44731" w16cex:dateUtc="2026-10-27T05:43:12Z"/>
+  <w16cex:commentExtensible w16cex:durableId="7DAAAC49" w16cex:dateUtc="2026-10-27T05:43:12Z"/>
+  <w16cex:commentExtensible w16cex:durableId="02FD17B6" w16cex:dateUtc="2026-10-27T05:43:13Z"/>
+  <w16cex:commentExtensible w16cex:durableId="415FC6CE" w16cex:dateUtc="2026-10-27T05:43:13Z"/>
+  <w16cex:commentExtensible w16cex:durableId="19E09FEB" w16cex:dateUtc="2026-10-27T05:43:13Z"/>
+  <w16cex:commentExtensible w16cex:durableId="0C48547B" w16cex:dateUtc="2026-10-27T05:43:13Z"/>
+  <w16cex:commentExtensible w16cex:durableId="7F63820C" w16cex:dateUtc="2026-10-27T05:43:13Z"/>
+  <w16cex:commentExtensible w16cex:durableId="7F974EC5" w16cex:dateUtc="2026-10-27T05:43:13Z"/>
+  <w16cex:commentExtensible w16cex:durableId="6181FB95" w16cex:dateUtc="2026-10-27T05:43:13Z"/>
+  <w16cex:commentExtensible w16cex:durableId="03654BA0" w16cex:dateUtc="2026-10-27T05:43:13Z"/>
+  <w16cex:commentExtensible w16cex:durableId="179DDA8B" w16cex:dateUtc="2026-10-27T05:43:13Z"/>
+  <w16cex:commentExtensible w16cex:durableId="050E1873" w16cex:dateUtc="2026-10-27T05:43:14Z"/>
+  <w16cex:commentExtensible w16cex:durableId="3BF23ECE" w16cex:dateUtc="2026-10-27T05:43:14Z"/>
 </w16cex:commentsExtensible>
 </file>
 
@@ -8804,28 +8804,28 @@
   <w16cid:commentId w16cid:paraId="4D03A75E" w16cid:durableId="1EB0CB18"/>
   <w16cid:commentId w16cid:paraId="1588C45C" w16cid:durableId="6C260E50"/>
   <w16cid:commentId w16cid:paraId="11CBE4B6" w16cid:durableId="2A59E6D2"/>
-  <w16cid:commentId w16cid:paraId="25012B03" w16cid:durableId="2B32558A"/>
-  <w16cid:commentId w16cid:paraId="0E7127F5" w16cid:durableId="65B13166"/>
-  <w16cid:commentId w16cid:paraId="303437F0" w16cid:durableId="55D63BFE"/>
-  <w16cid:commentId w16cid:paraId="3C9210CD" w16cid:durableId="344041D6"/>
-  <w16cid:commentId w16cid:paraId="59060BC5" w16cid:durableId="75010706"/>
-  <w16cid:commentId w16cid:paraId="026BA82E" w16cid:durableId="7A6F8575"/>
-  <w16cid:commentId w16cid:paraId="628BB3B9" w16cid:durableId="4FC008E4"/>
-  <w16cid:commentId w16cid:paraId="0D42E70F" w16cid:durableId="0901E26F"/>
-  <w16cid:commentId w16cid:paraId="119D0843" w16cid:durableId="51B70400"/>
-  <w16cid:commentId w16cid:paraId="74B7F2C5" w16cid:durableId="6269023F"/>
-  <w16cid:commentId w16cid:paraId="763814BB" w16cid:durableId="14219B78"/>
-  <w16cid:commentId w16cid:paraId="537A8AB4" w16cid:durableId="76EDCBD5"/>
-  <w16cid:commentId w16cid:paraId="7EEE70B2" w16cid:durableId="2616B3DD"/>
-  <w16cid:commentId w16cid:paraId="126195A6" w16cid:durableId="31657529"/>
-  <w16cid:commentId w16cid:paraId="1C11B34A" w16cid:durableId="62C676F7"/>
-  <w16cid:commentId w16cid:paraId="17B70CE4" w16cid:durableId="35CFD4E6"/>
-  <w16cid:commentId w16cid:paraId="3B1A9C51" w16cid:durableId="0AEB2B74"/>
-  <w16cid:commentId w16cid:paraId="3A7980A7" w16cid:durableId="45CB5394"/>
-  <w16cid:commentId w16cid:paraId="5107B1BC" w16cid:durableId="0E0FBA01"/>
-  <w16cid:commentId w16cid:paraId="701BB2CD" w16cid:durableId="4BCC3914"/>
-  <w16cid:commentId w16cid:paraId="69AE7D7A" w16cid:durableId="532A5BB1"/>
-  <w16cid:commentId w16cid:paraId="73B399DD" w16cid:durableId="383A4E57"/>
+  <w16cid:commentId w16cid:paraId="1278BD67" w16cid:durableId="76D90786"/>
+  <w16cid:commentId w16cid:paraId="74EB8C69" w16cid:durableId="3F103EE1"/>
+  <w16cid:commentId w16cid:paraId="6DBBB9B5" w16cid:durableId="2C16B478"/>
+  <w16cid:commentId w16cid:paraId="08F8076B" w16cid:durableId="73976DD2"/>
+  <w16cid:commentId w16cid:paraId="6E47F2F4" w16cid:durableId="5641083A"/>
+  <w16cid:commentId w16cid:paraId="7DFAED62" w16cid:durableId="6F896FE6"/>
+  <w16cid:commentId w16cid:paraId="0E81E2F3" w16cid:durableId="330F088B"/>
+  <w16cid:commentId w16cid:paraId="3129183A" w16cid:durableId="7EC13DAA"/>
+  <w16cid:commentId w16cid:paraId="60C0922B" w16cid:durableId="51A9691C"/>
+  <w16cid:commentId w16cid:paraId="3E003484" w16cid:durableId="0EF44731"/>
+  <w16cid:commentId w16cid:paraId="39F26447" w16cid:durableId="7DAAAC49"/>
+  <w16cid:commentId w16cid:paraId="300CB48A" w16cid:durableId="02FD17B6"/>
+  <w16cid:commentId w16cid:paraId="4D9729FA" w16cid:durableId="415FC6CE"/>
+  <w16cid:commentId w16cid:paraId="1AA959B7" w16cid:durableId="19E09FEB"/>
+  <w16cid:commentId w16cid:paraId="6DB664CA" w16cid:durableId="0C48547B"/>
+  <w16cid:commentId w16cid:paraId="2514346C" w16cid:durableId="7F63820C"/>
+  <w16cid:commentId w16cid:paraId="31995578" w16cid:durableId="7F974EC5"/>
+  <w16cid:commentId w16cid:paraId="2460CC9B" w16cid:durableId="6181FB95"/>
+  <w16cid:commentId w16cid:paraId="1BBC1B33" w16cid:durableId="03654BA0"/>
+  <w16cid:commentId w16cid:paraId="6E29B6C0" w16cid:durableId="179DDA8B"/>
+  <w16cid:commentId w16cid:paraId="69359946" w16cid:durableId="050E1873"/>
+  <w16cid:commentId w16cid:paraId="76F7860C" w16cid:durableId="3BF23ECE"/>
 </w16cid:commentsIds>
 </file>
 
